--- a/Dataset/generated_documents/maintenance/MNT_EVT-008.docx
+++ b/Dataset/generated_documents/maintenance/MNT_EVT-008.docx
@@ -77,7 +77,7 @@
           </w:tcPr>
           <w:p>
             <w:r>
-              <w:t>F4F5BB92</w:t>
+              <w:t>EA219F86</w:t>
             </w:r>
           </w:p>
         </w:tc>
@@ -209,7 +209,7 @@
           </w:tcPr>
           <w:p>
             <w:r>
-              <w:t>14-Jul-2026 20:10</w:t>
+              <w:t>15-Jul-2026 13:05</w:t>
             </w:r>
           </w:p>
         </w:tc>
@@ -641,7 +641,21 @@
     </w:p>
     <w:p>
       <w:r>
-        <w:t>Under Investigation</w:t>
+        <w:br/>
+        <w:t>Inspection Summary</w:t>
+        <w:br/>
+        <w:br/>
+        <w:t>Priority :</w:t>
+        <w:br/>
+        <w:br/>
+        <w:t>High</w:t>
+        <w:br/>
+        <w:br/>
+        <w:t>Severity :</w:t>
+        <w:br/>
+        <w:br/>
+        <w:t>Medium</w:t>
+        <w:br/>
       </w:r>
     </w:p>
     <w:p>
@@ -691,7 +705,7 @@
     </w:p>
     <w:p>
       <w:r>
-        <w:t>Recommend OEM inspection during annual shutdown.</w:t>
+        <w:t>No abnormal noise observed after trial run.</w:t>
       </w:r>
     </w:p>
     <w:p>
@@ -704,7 +718,7 @@
     </w:p>
     <w:p>
       <w:r>
-        <w:t>All PPE requirements were complied with.</w:t>
+        <w:t>Equipment was electrically isolated before repair.</w:t>
       </w:r>
     </w:p>
     <w:p>
@@ -717,7 +731,7 @@
     </w:p>
     <w:p>
       <w:r>
-        <w:t>Pressure Gauge</w:t>
+        <w:t>Bearing Puller</w:t>
       </w:r>
     </w:p>
     <w:p>
@@ -1190,7 +1204,7 @@
     </w:p>
     <w:p>
       <w:r>
-        <w:t>☑ Visual Inspection Completed</w:t>
+        <w:t>☐ Visual Inspection Completed — Pending</w:t>
       </w:r>
     </w:p>
     <w:p>
@@ -1224,7 +1238,7 @@
     </w:p>
     <w:p>
       <w:r>
-        <w:t>Schedule detailed equipment health assessment.</w:t>
+        <w:t>Replace similar components during annual shutdown.</w:t>
       </w:r>
     </w:p>
     <w:p/>
